--- a/LP_template.docx
+++ b/LP_template.docx
@@ -7235,7 +7235,7 @@
                 <w:sz w:val="13"/>
                 <w:szCs w:val="13"/>
               </w:rPr>
-              <w:t>MUDr. Miroslava Pekařová</w:t>
+              <w:t>MUDr. Štěpán Maryško</w:t>
             </w:r>
           </w:p>
         </w:tc>
@@ -7260,7 +7260,35 @@
                 <w:sz w:val="13"/>
                 <w:szCs w:val="13"/>
               </w:rPr>
-              <w:t>326329855</w:t>
+              <w:t>tel.: +420 326 812 193</w:t>
+            </w:r>
+            <w:r>
+              <w:rPr>
+                <w:rFonts w:ascii="Arial" w:hAnsi="Arial" w:cs="Arial"/>
+                <w:sz w:val="13"/>
+                <w:szCs w:val="13"/>
+              </w:rPr>
+              <w:br/>
+              <w:t>E-mail ordinace: </w:t>
+            </w:r>
+            <w:hyperlink r:id="rId17" w:tgtFrame="_blank" w:history="1">
+              <w:r>
+                <w:rPr>
+                  <w:rStyle w:val="Hypertextovodkaz"/>
+                  <w:rFonts w:ascii="Arial" w:hAnsi="Arial" w:cs="Arial"/>
+                  <w:sz w:val="13"/>
+                  <w:szCs w:val="13"/>
+                </w:rPr>
+                <w:t>medimb@seznam.cz</w:t>
+              </w:r>
+            </w:hyperlink>
+            <w:r>
+              <w:rPr>
+                <w:rFonts w:ascii="Arial" w:hAnsi="Arial" w:cs="Arial"/>
+                <w:sz w:val="13"/>
+                <w:szCs w:val="13"/>
+              </w:rPr>
+              <w:t> </w:t>
             </w:r>
           </w:p>
         </w:tc>
@@ -7285,7 +7313,25 @@
                 <w:sz w:val="13"/>
                 <w:szCs w:val="13"/>
               </w:rPr>
-              <w:t>Jiráskova 1320, Mladá Boleslav, 29301</w:t>
+              <w:t xml:space="preserve">Poliklinika ŠKODA, č. 224 (I. patro), </w:t>
+            </w:r>
+            <w:proofErr w:type="spellStart"/>
+            <w:r>
+              <w:rPr>
+                <w:rFonts w:ascii="Arial" w:hAnsi="Arial" w:cs="Arial"/>
+                <w:sz w:val="13"/>
+                <w:szCs w:val="13"/>
+              </w:rPr>
+              <w:t>Laurinova</w:t>
+            </w:r>
+            <w:proofErr w:type="spellEnd"/>
+            <w:r>
+              <w:rPr>
+                <w:rFonts w:ascii="Arial" w:hAnsi="Arial" w:cs="Arial"/>
+                <w:sz w:val="13"/>
+                <w:szCs w:val="13"/>
+              </w:rPr>
+              <w:t>, 293 01 Mladá Boleslav.</w:t>
             </w:r>
           </w:p>
         </w:tc>
@@ -7310,7 +7356,7 @@
                 <w:sz w:val="13"/>
                 <w:szCs w:val="13"/>
               </w:rPr>
-              <w:t>400 Kč</w:t>
+              <w:t>820 – 1500 Kč dle LP (Audio)</w:t>
             </w:r>
           </w:p>
         </w:tc>
@@ -7325,39 +7371,66 @@
               <w:jc w:val="left"/>
               <w:rPr>
                 <w:rFonts w:ascii="Arial" w:hAnsi="Arial" w:cs="Arial"/>
-                <w:sz w:val="13"/>
-                <w:szCs w:val="13"/>
-              </w:rPr>
-            </w:pPr>
-            <w:r>
-              <w:rPr>
-                <w:rFonts w:ascii="Arial" w:hAnsi="Arial" w:cs="Arial"/>
-                <w:b/>
-                <w:sz w:val="13"/>
-                <w:szCs w:val="13"/>
-              </w:rPr>
-              <w:t>PO 13.00-18.00</w:t>
-            </w:r>
-          </w:p>
-          <w:p>
-            <w:pPr>
-              <w:ind w:firstLine="0"/>
-              <w:jc w:val="left"/>
-              <w:rPr>
-                <w:rFonts w:ascii="Arial" w:hAnsi="Arial" w:cs="Arial"/>
-                <w:b/>
-                <w:sz w:val="13"/>
-                <w:szCs w:val="13"/>
-              </w:rPr>
-            </w:pPr>
-            <w:r>
-              <w:rPr>
-                <w:rFonts w:ascii="Arial" w:hAnsi="Arial" w:cs="Arial"/>
-                <w:b/>
-                <w:sz w:val="13"/>
-                <w:szCs w:val="13"/>
-              </w:rPr>
-              <w:t>UT-PA 7:00 – 13:00</w:t>
+                <w:b/>
+                <w:sz w:val="13"/>
+                <w:szCs w:val="13"/>
+              </w:rPr>
+            </w:pPr>
+            <w:r>
+              <w:rPr>
+                <w:rFonts w:ascii="Arial" w:hAnsi="Arial" w:cs="Arial"/>
+                <w:b/>
+                <w:sz w:val="13"/>
+                <w:szCs w:val="13"/>
+              </w:rPr>
+              <w:t xml:space="preserve">PO,ÚT:   </w:t>
+            </w:r>
+            <w:r>
+              <w:rPr>
+                <w:rFonts w:ascii="Arial" w:hAnsi="Arial" w:cs="Arial"/>
+                <w:bCs/>
+                <w:sz w:val="13"/>
+                <w:szCs w:val="13"/>
+              </w:rPr>
+              <w:t>8:00 – 15:00</w:t>
+            </w:r>
+            <w:r>
+              <w:rPr>
+                <w:rFonts w:ascii="Arial" w:hAnsi="Arial" w:cs="Arial"/>
+                <w:b/>
+                <w:sz w:val="13"/>
+                <w:szCs w:val="13"/>
+              </w:rPr>
+              <w:br/>
+              <w:t xml:space="preserve">STŘ:      </w:t>
+            </w:r>
+            <w:r>
+              <w:rPr>
+                <w:rFonts w:ascii="Arial" w:hAnsi="Arial" w:cs="Arial"/>
+                <w:bCs/>
+                <w:sz w:val="13"/>
+                <w:szCs w:val="13"/>
+              </w:rPr>
+              <w:t>13:00 – 18:00</w:t>
+            </w:r>
+            <w:r>
+              <w:rPr>
+                <w:rFonts w:ascii="Arial" w:hAnsi="Arial" w:cs="Arial"/>
+                <w:b/>
+                <w:sz w:val="13"/>
+                <w:szCs w:val="13"/>
+              </w:rPr>
+              <w:br/>
+              <w:t xml:space="preserve">ČT, PÁ:  </w:t>
+            </w:r>
+            <w:r>
+              <w:rPr>
+                <w:rFonts w:ascii="Arial" w:hAnsi="Arial" w:cs="Arial"/>
+                <w:bCs/>
+                <w:sz w:val="13"/>
+                <w:szCs w:val="13"/>
+              </w:rPr>
+              <w:t>8:00 – 12:00</w:t>
             </w:r>
           </w:p>
         </w:tc>
@@ -13432,65 +13505,10 @@
 </file>
 
 <file path=customXml/item2.xml><?xml version="1.0" encoding="utf-8"?>
-<?mso-contentType ?>
-<FormTemplates xmlns="http://schemas.microsoft.com/sharepoint/v3/contenttype/forms">
-  <Display>DocumentLibraryForm</Display>
-  <Edit>DocumentLibraryForm</Edit>
-  <New>DocumentLibraryForm</New>
-</FormTemplates>
+<b:Sources xmlns:b="http://schemas.openxmlformats.org/officeDocument/2006/bibliography" xmlns="http://schemas.openxmlformats.org/officeDocument/2006/bibliography" SelectedStyle="\APA.XSL" StyleName="APA Fifth Edition"/>
 </file>
 
 <file path=customXml/item3.xml><?xml version="1.0" encoding="utf-8"?>
-<?mso-contentType ?>
-<spe:Receivers xmlns:spe="http://schemas.microsoft.com/sharepoint/events">
-  <Receiver>
-    <Name>Document ID Generator</Name>
-    <Synchronization>Synchronous</Synchronization>
-    <Type>10001</Type>
-    <SequenceNumber>1000</SequenceNumber>
-    <Url/>
-    <Assembly>Microsoft.Office.DocumentManagement, Version=16.0.0.0, Culture=neutral, PublicKeyToken=71e9bce111e9429c</Assembly>
-    <Class>Microsoft.Office.DocumentManagement.Internal.DocIdHandler</Class>
-    <Data/>
-    <Filter/>
-  </Receiver>
-  <Receiver>
-    <Name>Document ID Generator</Name>
-    <Synchronization>Synchronous</Synchronization>
-    <Type>10002</Type>
-    <SequenceNumber>1001</SequenceNumber>
-    <Url/>
-    <Assembly>Microsoft.Office.DocumentManagement, Version=16.0.0.0, Culture=neutral, PublicKeyToken=71e9bce111e9429c</Assembly>
-    <Class>Microsoft.Office.DocumentManagement.Internal.DocIdHandler</Class>
-    <Data/>
-    <Filter/>
-  </Receiver>
-  <Receiver>
-    <Name>Document ID Generator</Name>
-    <Synchronization>Synchronous</Synchronization>
-    <Type>10004</Type>
-    <SequenceNumber>1002</SequenceNumber>
-    <Url/>
-    <Assembly>Microsoft.Office.DocumentManagement, Version=16.0.0.0, Culture=neutral, PublicKeyToken=71e9bce111e9429c</Assembly>
-    <Class>Microsoft.Office.DocumentManagement.Internal.DocIdHandler</Class>
-    <Data/>
-    <Filter/>
-  </Receiver>
-  <Receiver>
-    <Name>Document ID Generator</Name>
-    <Synchronization>Synchronous</Synchronization>
-    <Type>10006</Type>
-    <SequenceNumber>1003</SequenceNumber>
-    <Url/>
-    <Assembly>Microsoft.Office.DocumentManagement, Version=16.0.0.0, Culture=neutral, PublicKeyToken=71e9bce111e9429c</Assembly>
-    <Class>Microsoft.Office.DocumentManagement.Internal.DocIdHandler</Class>
-    <Data/>
-    <Filter/>
-  </Receiver>
-</spe:Receivers>
-</file>
-
-<file path=customXml/item4.xml><?xml version="1.0" encoding="utf-8"?>
 <ct:contentTypeSchema xmlns:ct="http://schemas.microsoft.com/office/2006/metadata/contentType" xmlns:ma="http://schemas.microsoft.com/office/2006/metadata/properties/metaAttributes" ct:_="" ma:_="" ma:contentTypeName="Document" ma:contentTypeID="0x010100E715709D7CFBA648B2572C3D9E522BE4" ma:contentTypeVersion="14" ma:contentTypeDescription="Create a new document." ma:contentTypeScope="" ma:versionID="ab364054dfa51b559dfda229f65471d4">
   <xsd:schema xmlns:xsd="http://www.w3.org/2001/XMLSchema" xmlns:xs="http://www.w3.org/2001/XMLSchema" xmlns:p="http://schemas.microsoft.com/office/2006/metadata/properties" xmlns:ns2="6a250a4a-e2c2-486d-b047-39327613b91a" xmlns:ns3="8faaaed6-8110-49b9-b7b2-4517e9fd1e8b" xmlns:ns4="bfc86f1f-e71b-4b44-b616-c049084cfa92" targetNamespace="http://schemas.microsoft.com/office/2006/metadata/properties" ma:root="true" ma:fieldsID="51f7d65d63cf65cc2f4f81213f364268" ns2:_="" ns3:_="" ns4:_="">
     <xsd:import namespace="6a250a4a-e2c2-486d-b047-39327613b91a"/>
@@ -13749,8 +13767,63 @@
 </ct:contentTypeSchema>
 </file>
 
+<file path=customXml/item4.xml><?xml version="1.0" encoding="utf-8"?>
+<?mso-contentType ?>
+<spe:Receivers xmlns:spe="http://schemas.microsoft.com/sharepoint/events">
+  <Receiver>
+    <Name>Document ID Generator</Name>
+    <Synchronization>Synchronous</Synchronization>
+    <Type>10001</Type>
+    <SequenceNumber>1000</SequenceNumber>
+    <Url/>
+    <Assembly>Microsoft.Office.DocumentManagement, Version=16.0.0.0, Culture=neutral, PublicKeyToken=71e9bce111e9429c</Assembly>
+    <Class>Microsoft.Office.DocumentManagement.Internal.DocIdHandler</Class>
+    <Data/>
+    <Filter/>
+  </Receiver>
+  <Receiver>
+    <Name>Document ID Generator</Name>
+    <Synchronization>Synchronous</Synchronization>
+    <Type>10002</Type>
+    <SequenceNumber>1001</SequenceNumber>
+    <Url/>
+    <Assembly>Microsoft.Office.DocumentManagement, Version=16.0.0.0, Culture=neutral, PublicKeyToken=71e9bce111e9429c</Assembly>
+    <Class>Microsoft.Office.DocumentManagement.Internal.DocIdHandler</Class>
+    <Data/>
+    <Filter/>
+  </Receiver>
+  <Receiver>
+    <Name>Document ID Generator</Name>
+    <Synchronization>Synchronous</Synchronization>
+    <Type>10004</Type>
+    <SequenceNumber>1002</SequenceNumber>
+    <Url/>
+    <Assembly>Microsoft.Office.DocumentManagement, Version=16.0.0.0, Culture=neutral, PublicKeyToken=71e9bce111e9429c</Assembly>
+    <Class>Microsoft.Office.DocumentManagement.Internal.DocIdHandler</Class>
+    <Data/>
+    <Filter/>
+  </Receiver>
+  <Receiver>
+    <Name>Document ID Generator</Name>
+    <Synchronization>Synchronous</Synchronization>
+    <Type>10006</Type>
+    <SequenceNumber>1003</SequenceNumber>
+    <Url/>
+    <Assembly>Microsoft.Office.DocumentManagement, Version=16.0.0.0, Culture=neutral, PublicKeyToken=71e9bce111e9429c</Assembly>
+    <Class>Microsoft.Office.DocumentManagement.Internal.DocIdHandler</Class>
+    <Data/>
+    <Filter/>
+  </Receiver>
+</spe:Receivers>
+</file>
+
 <file path=customXml/item5.xml><?xml version="1.0" encoding="utf-8"?>
-<b:Sources xmlns:b="http://schemas.openxmlformats.org/officeDocument/2006/bibliography" xmlns="http://schemas.openxmlformats.org/officeDocument/2006/bibliography" SelectedStyle="\APA.XSL" StyleName="APA Fifth Edition"/>
+<?mso-contentType ?>
+<FormTemplates xmlns="http://schemas.microsoft.com/sharepoint/v3/contenttype/forms">
+  <Display>DocumentLibraryForm</Display>
+  <Edit>DocumentLibraryForm</Edit>
+  <New>DocumentLibraryForm</New>
+</FormTemplates>
 </file>
 
 <file path=customXml/itemProps1.xml><?xml version="1.0" encoding="utf-8"?>
@@ -13765,22 +13838,14 @@
 </file>
 
 <file path=customXml/itemProps2.xml><?xml version="1.0" encoding="utf-8"?>
-<ds:datastoreItem xmlns:ds="http://schemas.openxmlformats.org/officeDocument/2006/customXml" ds:itemID="{A64AD600-49B1-4A45-B046-9B874DAD30EC}">
+<ds:datastoreItem xmlns:ds="http://schemas.openxmlformats.org/officeDocument/2006/customXml" ds:itemID="{1E652378-38D7-4016-A336-C4B1D3E6D9F7}">
   <ds:schemaRefs>
-    <ds:schemaRef ds:uri="http://schemas.microsoft.com/sharepoint/v3/contenttype/forms"/>
+    <ds:schemaRef ds:uri="http://schemas.openxmlformats.org/officeDocument/2006/bibliography"/>
   </ds:schemaRefs>
 </ds:datastoreItem>
 </file>
 
 <file path=customXml/itemProps3.xml><?xml version="1.0" encoding="utf-8"?>
-<ds:datastoreItem xmlns:ds="http://schemas.openxmlformats.org/officeDocument/2006/customXml" ds:itemID="{9C925FAE-3B28-4F03-B1A5-FECC53A6A096}">
-  <ds:schemaRefs>
-    <ds:schemaRef ds:uri="http://schemas.microsoft.com/sharepoint/events"/>
-  </ds:schemaRefs>
-</ds:datastoreItem>
-</file>
-
-<file path=customXml/itemProps4.xml><?xml version="1.0" encoding="utf-8"?>
 <ds:datastoreItem xmlns:ds="http://schemas.openxmlformats.org/officeDocument/2006/customXml" ds:itemID="{0D6F5DFE-758F-4521-82E5-B057109E84DF}">
   <ds:schemaRefs>
     <ds:schemaRef ds:uri="http://schemas.microsoft.com/office/2006/metadata/contentType"/>
@@ -13800,10 +13865,18 @@
 </ds:datastoreItem>
 </file>
 
+<file path=customXml/itemProps4.xml><?xml version="1.0" encoding="utf-8"?>
+<ds:datastoreItem xmlns:ds="http://schemas.openxmlformats.org/officeDocument/2006/customXml" ds:itemID="{9C925FAE-3B28-4F03-B1A5-FECC53A6A096}">
+  <ds:schemaRefs>
+    <ds:schemaRef ds:uri="http://schemas.microsoft.com/sharepoint/events"/>
+  </ds:schemaRefs>
+</ds:datastoreItem>
+</file>
+
 <file path=customXml/itemProps5.xml><?xml version="1.0" encoding="utf-8"?>
-<ds:datastoreItem xmlns:ds="http://schemas.openxmlformats.org/officeDocument/2006/customXml" ds:itemID="{1E652378-38D7-4016-A336-C4B1D3E6D9F7}">
+<ds:datastoreItem xmlns:ds="http://schemas.openxmlformats.org/officeDocument/2006/customXml" ds:itemID="{A64AD600-49B1-4A45-B046-9B874DAD30EC}">
   <ds:schemaRefs>
-    <ds:schemaRef ds:uri="http://schemas.openxmlformats.org/officeDocument/2006/bibliography"/>
+    <ds:schemaRef ds:uri="http://schemas.microsoft.com/sharepoint/v3/contenttype/forms"/>
   </ds:schemaRefs>
 </ds:datastoreItem>
 </file>